--- a/docs/adrs/word/ADR-0005.docx
+++ b/docs/adrs/word/ADR-0005.docx
@@ -24,7 +24,7 @@
           <w:noProof/>
         </w:rPr>
         <w:drawing>
-          <wp:inline distT="0" distB="0" distL="0" distR="0" wp14:anchorId="2472B7C4" wp14:editId="739E5EB5">
+          <wp:inline distT="0" distB="0" distL="0" distR="0" wp14:anchorId="2472B7C4" wp14:editId="42657A0C">
             <wp:extent cx="5400040" cy="3980180"/>
             <wp:effectExtent l="0" t="0" r="0" b="0"/>
             <wp:docPr id="1953506445" name="Imagen 1" descr="Identidad corporativa - Universidad de Oviedo - uniovi.es"/>
@@ -128,7 +128,15 @@
         <w:t>Estado:</w:t>
       </w:r>
       <w:r>
-        <w:t xml:space="preserve"> Proposed (pendiente de validación por el tutor)</w:t>
+        <w:t xml:space="preserve"> </w:t>
+      </w:r>
+      <w:proofErr w:type="spellStart"/>
+      <w:r>
+        <w:t>Proposed</w:t>
+      </w:r>
+      <w:proofErr w:type="spellEnd"/>
+      <w:r>
+        <w:t xml:space="preserve"> (pendiente de validación por el tutor)</w:t>
       </w:r>
     </w:p>
     <w:p>
@@ -165,22 +173,29 @@
         <w:pStyle w:val="ListaCheckList"/>
       </w:pPr>
       <w:r>
-        <w:t>☒</w:t>
-      </w:r>
-      <w:r>
-        <w:t xml:space="preserve"> Proposed</w:t>
-      </w:r>
+        <w:t>☐</w:t>
+      </w:r>
+      <w:r>
+        <w:t xml:space="preserve"> </w:t>
+      </w:r>
+      <w:proofErr w:type="spellStart"/>
+      <w:r>
+        <w:t>Proposed</w:t>
+      </w:r>
+      <w:proofErr w:type="spellEnd"/>
     </w:p>
     <w:p>
       <w:pPr>
         <w:pStyle w:val="ListaCheckList"/>
       </w:pPr>
       <w:r>
-        <w:t>☐</w:t>
-      </w:r>
-      <w:r>
-        <w:t xml:space="preserve"> Accepted</w:t>
-      </w:r>
+        <w:t xml:space="preserve">☒ </w:t>
+      </w:r>
+      <w:proofErr w:type="spellStart"/>
+      <w:r>
+        <w:t>Accepted</w:t>
+      </w:r>
+      <w:proofErr w:type="spellEnd"/>
     </w:p>
     <w:p>
       <w:pPr>
@@ -263,12 +278,21 @@
         <w:pStyle w:val="ListaVietas"/>
         <w:jc w:val="both"/>
       </w:pPr>
+      <w:proofErr w:type="spellStart"/>
       <w:r>
         <w:rPr>
           <w:b/>
           <w:bCs/>
         </w:rPr>
-        <w:t>Compose con servicios separados:</w:t>
+        <w:t>Compose</w:t>
+      </w:r>
+      <w:proofErr w:type="spellEnd"/>
+      <w:r>
+        <w:rPr>
+          <w:b/>
+          <w:bCs/>
+        </w:rPr>
+        <w:t xml:space="preserve"> con servicios separados:</w:t>
       </w:r>
       <w:r>
         <w:t xml:space="preserve"> </w:t>
@@ -356,7 +380,15 @@
         <w:t>), donde el código se compilará primero y luego</w:t>
       </w:r>
       <w:r>
-        <w:t xml:space="preserve"> se servirá como estático. El backend expondrá la API y se conectará a las BDs mediante variables de entorno.</w:t>
+        <w:t xml:space="preserve"> se servirá como estático. El backend expondrá la API y se conectará a las </w:t>
+      </w:r>
+      <w:proofErr w:type="spellStart"/>
+      <w:r>
+        <w:t>BDs</w:t>
+      </w:r>
+      <w:proofErr w:type="spellEnd"/>
+      <w:r>
+        <w:t xml:space="preserve"> mediante variables de entorno.</w:t>
       </w:r>
     </w:p>
     <w:p>
@@ -538,18 +570,28 @@
       </w:r>
       <w:proofErr w:type="spellEnd"/>
       <w:r>
-        <w:t xml:space="preserve"> date: </w:t>
-      </w:r>
-      <w:r>
-        <w:t>----</w:t>
+        <w:t xml:space="preserve"> date: 09/03/2026</w:t>
       </w:r>
     </w:p>
     <w:p>
       <w:pPr>
         <w:pStyle w:val="ListaVietas"/>
       </w:pPr>
-      <w:r>
-        <w:t>Approved by: Pendiente de revisión por el tutor</w:t>
+      <w:proofErr w:type="spellStart"/>
+      <w:r>
+        <w:t>Approved</w:t>
+      </w:r>
+      <w:proofErr w:type="spellEnd"/>
+      <w:r>
+        <w:t xml:space="preserve"> </w:t>
+      </w:r>
+      <w:proofErr w:type="spellStart"/>
+      <w:r>
+        <w:t>by</w:t>
+      </w:r>
+      <w:proofErr w:type="spellEnd"/>
+      <w:r>
+        <w:t>: Cristian González García</w:t>
       </w:r>
     </w:p>
     <w:p>
@@ -557,16 +599,51 @@
         <w:pStyle w:val="ListaVietas"/>
       </w:pPr>
       <w:r>
-        <w:t>Last modified date: 02/03/2026</w:t>
+        <w:t xml:space="preserve">Last </w:t>
+      </w:r>
+      <w:proofErr w:type="spellStart"/>
+      <w:r>
+        <w:t>modified</w:t>
+      </w:r>
+      <w:proofErr w:type="spellEnd"/>
+      <w:r>
+        <w:t xml:space="preserve"> date: 10/03/2026</w:t>
       </w:r>
     </w:p>
     <w:p>
       <w:pPr>
         <w:pStyle w:val="ListaVietas"/>
-      </w:pPr>
-      <w:r>
-        <w:t>Last modification: Creación del ADR</w:t>
-      </w:r>
+        <w:rPr>
+          <w:lang w:eastAsia="es-ES"/>
+        </w:rPr>
+      </w:pPr>
+      <w:r>
+        <w:t xml:space="preserve">Last </w:t>
+      </w:r>
+      <w:proofErr w:type="spellStart"/>
+      <w:r>
+        <w:t>modification</w:t>
+      </w:r>
+      <w:proofErr w:type="spellEnd"/>
+      <w:r>
+        <w:t xml:space="preserve">: </w:t>
+      </w:r>
+      <w:r>
+        <w:t xml:space="preserve">Aprobación </w:t>
+      </w:r>
+      <w:r>
+        <w:t>del ADR</w:t>
+      </w:r>
+    </w:p>
+    <w:p>
+      <w:pPr>
+        <w:pStyle w:val="ListaVietas"/>
+        <w:numPr>
+          <w:ilvl w:val="0"/>
+          <w:numId w:val="0"/>
+        </w:numPr>
+        <w:ind w:left="720"/>
+      </w:pPr>
     </w:p>
     <w:sectPr>
       <w:pgSz w:w="11906" w:h="16838"/>
